--- a/MP2/MP2.docx
+++ b/MP2/MP2.docx
@@ -2,16 +2,353 @@
 <file path=word/document.xml><?xml version="1.0" encoding="utf-8"?>
 <w:document xmlns:wpc="http://schemas.microsoft.com/office/word/2010/wordprocessingCanvas" xmlns:cx="http://schemas.microsoft.com/office/drawing/2014/chartex" xmlns:cx1="http://schemas.microsoft.com/office/drawing/2015/9/8/chartex" xmlns:cx2="http://schemas.microsoft.com/office/drawing/2015/10/21/chartex" xmlns:cx3="http://schemas.microsoft.com/office/drawing/2016/5/9/chartex" xmlns:cx4="http://schemas.microsoft.com/office/drawing/2016/5/10/chartex" xmlns:cx5="http://schemas.microsoft.com/office/drawing/2016/5/11/chartex" xmlns:cx6="http://schemas.microsoft.com/office/drawing/2016/5/12/chartex" xmlns:cx7="http://schemas.microsoft.com/office/drawing/2016/5/13/chartex" xmlns:cx8="http://schemas.microsoft.com/office/drawing/2016/5/14/chartex" xmlns:mc="http://schemas.openxmlformats.org/markup-compatibility/2006" xmlns:aink="http://schemas.microsoft.com/office/drawing/2016/ink" xmlns:am3d="http://schemas.microsoft.com/office/drawing/2017/model3d" xmlns:o="urn:schemas-microsoft-com:office:office" xmlns:oel="http://schemas.microsoft.com/office/2019/extlst" xmlns:r="http://schemas.openxmlformats.org/officeDocument/2006/relationships" xmlns:m="http://schemas.openxmlformats.org/officeDocument/2006/math" xmlns:v="urn:schemas-microsoft-com:vml" xmlns:wp14="http://schemas.microsoft.com/office/word/2010/wordprocessingDrawing" xmlns:wp="http://schemas.openxmlformats.org/drawingml/2006/wordprocessingDrawing" xmlns:w10="urn:schemas-microsoft-com:office:word" xmlns:w="http://schemas.openxmlformats.org/wordprocessingml/2006/main" xmlns:w14="http://schemas.microsoft.com/office/word/2010/wordml" xmlns:w15="http://schemas.microsoft.com/office/word/2012/wordml" xmlns:w16cex="http://schemas.microsoft.com/office/word/2018/wordml/cex" xmlns:w16cid="http://schemas.microsoft.com/office/word/2016/wordml/cid" xmlns:w16="http://schemas.microsoft.com/office/word/2018/wordml" xmlns:w16du="http://schemas.microsoft.com/office/word/2023/wordml/word16du" xmlns:w16sdtdh="http://schemas.microsoft.com/office/word/2020/wordml/sdtdatahash" xmlns:w16sdtfl="http://schemas.microsoft.com/office/word/2024/wordml/sdtformatlock" xmlns:w16se="http://schemas.microsoft.com/office/word/2015/wordml/symex" xmlns:wpg="http://schemas.microsoft.com/office/word/2010/wordprocessingGroup" xmlns:wpi="http://schemas.microsoft.com/office/word/2010/wordprocessingInk" xmlns:wne="http://schemas.microsoft.com/office/word/2006/wordml" xmlns:wps="http://schemas.microsoft.com/office/word/2010/wordprocessingShape" mc:Ignorable="w14 w15 w16se w16cid w16 w16cex w16sdtdh w16sdtfl w16du wp14">
   <w:body>
+    <w:p>
+      <w:pPr>
+        <w:rPr>
+          <w:b/>
+          <w:bCs/>
+        </w:rPr>
+      </w:pPr>
+      <w:r>
+        <w:rPr>
+          <w:b/>
+          <w:bCs/>
+        </w:rPr>
+        <w:t>Goal</w:t>
+      </w:r>
+    </w:p>
+    <w:p>
+      <w:r>
+        <w:t xml:space="preserve">In the assignment, </w:t>
+      </w:r>
+      <w:r>
+        <w:t xml:space="preserve">I developed 5 basic morphological operators that will let me alter and tune images for further evaluation later in the class. </w:t>
+      </w:r>
+    </w:p>
+    <w:p>
+      <w:pPr>
+        <w:rPr>
+          <w:b/>
+          <w:bCs/>
+        </w:rPr>
+      </w:pPr>
+      <w:r>
+        <w:rPr>
+          <w:b/>
+          <w:bCs/>
+        </w:rPr>
+        <w:t>Algorithm</w:t>
+      </w:r>
+    </w:p>
+    <w:p>
+      <w:pPr>
+        <w:ind w:firstLine="720"/>
+        <w:rPr>
+          <w:i/>
+          <w:iCs/>
+        </w:rPr>
+      </w:pPr>
+      <w:r>
+        <w:rPr>
+          <w:i/>
+          <w:iCs/>
+        </w:rPr>
+        <w:t>Erosion</w:t>
+      </w:r>
+    </w:p>
+    <w:p>
+      <w:r>
+        <w:t>For every pixel</w:t>
+      </w:r>
+      <w:r>
+        <w:t xml:space="preserve"> that has a value of 1</w:t>
+      </w:r>
+      <w:r>
+        <w:t xml:space="preserve"> in the image, I</w:t>
+      </w:r>
+      <w:r>
+        <w:t xml:space="preserve"> multiply the structured element</w:t>
+      </w:r>
+      <w:r>
+        <w:t xml:space="preserve">  (SE) to the pixels around the image with the center of the pixel aligning with the center of the SE. If </w:t>
+      </w:r>
+      <w:r>
+        <w:t xml:space="preserve">the SE has a value of 1 but the image doesn’t, I label that specific pixel. After iterating over all the pixels, I remove all the </w:t>
+      </w:r>
+      <w:r>
+        <w:t>labelled pixels from the original image to achieve erosion</w:t>
+      </w:r>
+    </w:p>
+    <w:p>
+      <w:pPr>
+        <w:rPr>
+          <w:i/>
+          <w:iCs/>
+        </w:rPr>
+      </w:pPr>
+      <w:r>
+        <w:tab/>
+      </w:r>
+      <w:r>
+        <w:rPr>
+          <w:i/>
+          <w:iCs/>
+        </w:rPr>
+        <w:t>Dilation</w:t>
+      </w:r>
+    </w:p>
+    <w:p>
+      <w:r>
+        <w:t xml:space="preserve">Again,  I loop over all the pixels and apply the SE however this time if </w:t>
+      </w:r>
+      <w:r>
+        <w:t xml:space="preserve">the SE*img = 1 at any point within the analysis window, that pixel is labelled. At the end, all the labelled pixels are added to the original image which results in a “dilated” image. </w:t>
+      </w:r>
+    </w:p>
+    <w:p>
+      <w:pPr>
+        <w:rPr>
+          <w:i/>
+          <w:iCs/>
+        </w:rPr>
+      </w:pPr>
+      <w:r>
+        <w:tab/>
+      </w:r>
+      <w:r>
+        <w:rPr>
+          <w:i/>
+          <w:iCs/>
+        </w:rPr>
+        <w:t>Opening</w:t>
+      </w:r>
+    </w:p>
+    <w:p>
+      <w:r>
+        <w:t>Opening is the process of applying erosion followed by dilation to an image</w:t>
+      </w:r>
+    </w:p>
+    <w:p>
+      <w:pPr>
+        <w:rPr>
+          <w:i/>
+          <w:iCs/>
+        </w:rPr>
+      </w:pPr>
+      <w:r>
+        <w:tab/>
+      </w:r>
+      <w:r>
+        <w:rPr>
+          <w:i/>
+          <w:iCs/>
+        </w:rPr>
+        <w:t>Closing</w:t>
+      </w:r>
+    </w:p>
+    <w:p>
+      <w:r>
+        <w:t>Closing is the process of applying dilation followed by erosion to an image</w:t>
+      </w:r>
+    </w:p>
+    <w:p>
+      <w:pPr>
+        <w:rPr>
+          <w:i/>
+          <w:iCs/>
+        </w:rPr>
+      </w:pPr>
+      <w:r>
+        <w:tab/>
+      </w:r>
+      <w:r>
+        <w:rPr>
+          <w:i/>
+          <w:iCs/>
+        </w:rPr>
+        <w:t>Boundary</w:t>
+      </w:r>
+    </w:p>
+    <w:p>
+      <w:r>
+        <w:t>Boundary involves taking the original image and then removing the eroded image to get the boundaries of the original image</w:t>
+      </w:r>
+    </w:p>
+    <w:p>
+      <w:pPr>
+        <w:rPr>
+          <w:b/>
+          <w:bCs/>
+        </w:rPr>
+      </w:pPr>
+      <w:r>
+        <w:rPr>
+          <w:b/>
+          <w:bCs/>
+        </w:rPr>
+        <w:t>Highlighted Results (All are available in the submission)</w:t>
+      </w:r>
+    </w:p>
+    <w:p>
+      <w:r>
+        <w:t xml:space="preserve">I used different combinations of SE’s for each operation however I kept them consistent between the gun and the palm. </w:t>
+      </w:r>
+      <w:r>
+        <w:t xml:space="preserve">The closing gave great results although I wasn’t able to remove noise without significantly decreasing the quality of the remaining image. </w:t>
+      </w:r>
+      <w:r>
+        <w:t>The boundary hasn’t given great results since the original image has so many “holes”</w:t>
+      </w:r>
+    </w:p>
+    <w:tbl>
+      <w:tblPr>
+        <w:tblStyle w:val="TableGrid"/>
+        <w:tblW w:w="0" w:type="auto"/>
+        <w:jc w:val="center"/>
+        <w:tblLook w:val="04A0" w:firstRow="1" w:lastRow="0" w:firstColumn="1" w:lastColumn="0" w:noHBand="0" w:noVBand="1"/>
+      </w:tblPr>
+      <w:tblGrid>
+        <w:gridCol w:w="4603"/>
+        <w:gridCol w:w="4603"/>
+      </w:tblGrid>
+      <w:tr>
+        <w:trPr>
+          <w:trHeight w:val="1949"/>
+          <w:jc w:val="center"/>
+        </w:trPr>
+        <w:tc>
+          <w:tcPr>
+            <w:tcW w:w="4603" w:type="dxa"/>
+          </w:tcPr>
+          <w:p>
+            <w:pPr>
+              <w:jc w:val="center"/>
+            </w:pPr>
+            <w:r>
+              <w:drawing>
+                <wp:inline distT="0" distB="0" distL="0" distR="0" wp14:anchorId="1B705BC5" wp14:editId="782D4F42">
+                  <wp:extent cx="1604963" cy="1233286"/>
+                  <wp:effectExtent l="0" t="0" r="0" b="5080"/>
+                  <wp:docPr id="1374798007" name="Picture 1"/>
+                  <wp:cNvGraphicFramePr>
+                    <a:graphicFrameLocks xmlns:a="http://schemas.openxmlformats.org/drawingml/2006/main" noChangeAspect="1"/>
+                  </wp:cNvGraphicFramePr>
+                  <a:graphic xmlns:a="http://schemas.openxmlformats.org/drawingml/2006/main">
+                    <a:graphicData uri="http://schemas.openxmlformats.org/drawingml/2006/picture">
+                      <pic:pic xmlns:pic="http://schemas.openxmlformats.org/drawingml/2006/picture">
+                        <pic:nvPicPr>
+                          <pic:cNvPr id="1374798007" name=""/>
+                          <pic:cNvPicPr/>
+                        </pic:nvPicPr>
+                        <pic:blipFill>
+                          <a:blip r:embed="rId7"/>
+                          <a:stretch>
+                            <a:fillRect/>
+                          </a:stretch>
+                        </pic:blipFill>
+                        <pic:spPr>
+                          <a:xfrm>
+                            <a:off x="0" y="0"/>
+                            <a:ext cx="1633230" cy="1255007"/>
+                          </a:xfrm>
+                          <a:prstGeom prst="rect">
+                            <a:avLst/>
+                          </a:prstGeom>
+                        </pic:spPr>
+                      </pic:pic>
+                    </a:graphicData>
+                  </a:graphic>
+                </wp:inline>
+              </w:drawing>
+            </w:r>
+          </w:p>
+        </w:tc>
+        <w:tc>
+          <w:tcPr>
+            <w:tcW w:w="4603" w:type="dxa"/>
+          </w:tcPr>
+          <w:p>
+            <w:pPr>
+              <w:jc w:val="center"/>
+            </w:pPr>
+            <w:r>
+              <w:drawing>
+                <wp:inline distT="0" distB="0" distL="0" distR="0" wp14:anchorId="3F3B552D" wp14:editId="2FD518E5">
+                  <wp:extent cx="1681163" cy="1220400"/>
+                  <wp:effectExtent l="0" t="0" r="0" b="0"/>
+                  <wp:docPr id="2043470689" name="Picture 1"/>
+                  <wp:cNvGraphicFramePr>
+                    <a:graphicFrameLocks xmlns:a="http://schemas.openxmlformats.org/drawingml/2006/main" noChangeAspect="1"/>
+                  </wp:cNvGraphicFramePr>
+                  <a:graphic xmlns:a="http://schemas.openxmlformats.org/drawingml/2006/main">
+                    <a:graphicData uri="http://schemas.openxmlformats.org/drawingml/2006/picture">
+                      <pic:pic xmlns:pic="http://schemas.openxmlformats.org/drawingml/2006/picture">
+                        <pic:nvPicPr>
+                          <pic:cNvPr id="2043470689" name=""/>
+                          <pic:cNvPicPr/>
+                        </pic:nvPicPr>
+                        <pic:blipFill>
+                          <a:blip r:embed="rId8"/>
+                          <a:stretch>
+                            <a:fillRect/>
+                          </a:stretch>
+                        </pic:blipFill>
+                        <pic:spPr>
+                          <a:xfrm>
+                            <a:off x="0" y="0"/>
+                            <a:ext cx="1709417" cy="1240910"/>
+                          </a:xfrm>
+                          <a:prstGeom prst="rect">
+                            <a:avLst/>
+                          </a:prstGeom>
+                        </pic:spPr>
+                      </pic:pic>
+                    </a:graphicData>
+                  </a:graphic>
+                </wp:inline>
+              </w:drawing>
+            </w:r>
+          </w:p>
+        </w:tc>
+      </w:tr>
+      <w:tr>
+        <w:trPr>
+          <w:trHeight w:val="286"/>
+          <w:jc w:val="center"/>
+        </w:trPr>
+        <w:tc>
+          <w:tcPr>
+            <w:tcW w:w="4603" w:type="dxa"/>
+          </w:tcPr>
+          <w:p>
+            <w:pPr>
+              <w:jc w:val="center"/>
+            </w:pPr>
+            <w:r>
+              <w:t>Gun – Closing</w:t>
+            </w:r>
+          </w:p>
+        </w:tc>
+        <w:tc>
+          <w:tcPr>
+            <w:tcW w:w="4603" w:type="dxa"/>
+          </w:tcPr>
+          <w:p>
+            <w:pPr>
+              <w:jc w:val="center"/>
+            </w:pPr>
+            <w:r>
+              <w:t>Palm - Boundary</w:t>
+            </w:r>
+          </w:p>
+        </w:tc>
+      </w:tr>
+    </w:tbl>
     <w:p/>
     <w:sectPr>
-      <w:headerReference w:type="even" r:id="rId7"/>
-      <w:headerReference w:type="default" r:id="rId8"/>
-      <w:footerReference w:type="even" r:id="rId9"/>
-      <w:footerReference w:type="default" r:id="rId10"/>
-      <w:headerReference w:type="first" r:id="rId11"/>
-      <w:footerReference w:type="first" r:id="rId12"/>
+      <w:headerReference w:type="default" r:id="rId9"/>
       <w:pgSz w:w="12240" w:h="15840"/>
-      <w:pgMar w:top="1440" w:right="1440" w:bottom="1440" w:left="1440" w:header="720" w:footer="720" w:gutter="0"/>
+      <w:pgMar w:top="1152" w:right="864" w:bottom="1152" w:left="864" w:header="720" w:footer="720" w:gutter="0"/>
       <w:cols w:space="720"/>
       <w:docGrid w:linePitch="360"/>
     </w:sectPr>
@@ -44,36 +381,6 @@
 </w:endnotes>
 </file>
 
-<file path=word/footer1.xml><?xml version="1.0" encoding="utf-8"?>
-<w:ftr xmlns:wpc="http://schemas.microsoft.com/office/word/2010/wordprocessingCanvas" xmlns:cx="http://schemas.microsoft.com/office/drawing/2014/chartex" xmlns:cx1="http://schemas.microsoft.com/office/drawing/2015/9/8/chartex" xmlns:cx2="http://schemas.microsoft.com/office/drawing/2015/10/21/chartex" xmlns:cx3="http://schemas.microsoft.com/office/drawing/2016/5/9/chartex" xmlns:cx4="http://schemas.microsoft.com/office/drawing/2016/5/10/chartex" xmlns:cx5="http://schemas.microsoft.com/office/drawing/2016/5/11/chartex" xmlns:cx6="http://schemas.microsoft.com/office/drawing/2016/5/12/chartex" xmlns:cx7="http://schemas.microsoft.com/office/drawing/2016/5/13/chartex" xmlns:cx8="http://schemas.microsoft.com/office/drawing/2016/5/14/chartex" xmlns:mc="http://schemas.openxmlformats.org/markup-compatibility/2006" xmlns:aink="http://schemas.microsoft.com/office/drawing/2016/ink" xmlns:am3d="http://schemas.microsoft.com/office/drawing/2017/model3d" xmlns:o="urn:schemas-microsoft-com:office:office" xmlns:oel="http://schemas.microsoft.com/office/2019/extlst" xmlns:r="http://schemas.openxmlformats.org/officeDocument/2006/relationships" xmlns:m="http://schemas.openxmlformats.org/officeDocument/2006/math" xmlns:v="urn:schemas-microsoft-com:vml" xmlns:wp14="http://schemas.microsoft.com/office/word/2010/wordprocessingDrawing" xmlns:wp="http://schemas.openxmlformats.org/drawingml/2006/wordprocessingDrawing" xmlns:w10="urn:schemas-microsoft-com:office:word" xmlns:w="http://schemas.openxmlformats.org/wordprocessingml/2006/main" xmlns:w14="http://schemas.microsoft.com/office/word/2010/wordml" xmlns:w15="http://schemas.microsoft.com/office/word/2012/wordml" xmlns:w16cex="http://schemas.microsoft.com/office/word/2018/wordml/cex" xmlns:w16cid="http://schemas.microsoft.com/office/word/2016/wordml/cid" xmlns:w16="http://schemas.microsoft.com/office/word/2018/wordml" xmlns:w16du="http://schemas.microsoft.com/office/word/2023/wordml/word16du" xmlns:w16sdtdh="http://schemas.microsoft.com/office/word/2020/wordml/sdtdatahash" xmlns:w16sdtfl="http://schemas.microsoft.com/office/word/2024/wordml/sdtformatlock" xmlns:w16se="http://schemas.microsoft.com/office/word/2015/wordml/symex" xmlns:wpg="http://schemas.microsoft.com/office/word/2010/wordprocessingGroup" xmlns:wpi="http://schemas.microsoft.com/office/word/2010/wordprocessingInk" xmlns:wne="http://schemas.microsoft.com/office/word/2006/wordml" xmlns:wps="http://schemas.microsoft.com/office/word/2010/wordprocessingShape" mc:Ignorable="w14 w15 w16se w16cid w16 w16cex w16sdtdh w16sdtfl w16du wp14">
-  <w:p>
-    <w:pPr>
-      <w:pStyle w:val="Footer"/>
-    </w:pPr>
-  </w:p>
-</w:ftr>
-</file>
-
-<file path=word/footer2.xml><?xml version="1.0" encoding="utf-8"?>
-<w:ftr xmlns:wpc="http://schemas.microsoft.com/office/word/2010/wordprocessingCanvas" xmlns:cx="http://schemas.microsoft.com/office/drawing/2014/chartex" xmlns:cx1="http://schemas.microsoft.com/office/drawing/2015/9/8/chartex" xmlns:cx2="http://schemas.microsoft.com/office/drawing/2015/10/21/chartex" xmlns:cx3="http://schemas.microsoft.com/office/drawing/2016/5/9/chartex" xmlns:cx4="http://schemas.microsoft.com/office/drawing/2016/5/10/chartex" xmlns:cx5="http://schemas.microsoft.com/office/drawing/2016/5/11/chartex" xmlns:cx6="http://schemas.microsoft.com/office/drawing/2016/5/12/chartex" xmlns:cx7="http://schemas.microsoft.com/office/drawing/2016/5/13/chartex" xmlns:cx8="http://schemas.microsoft.com/office/drawing/2016/5/14/chartex" xmlns:mc="http://schemas.openxmlformats.org/markup-compatibility/2006" xmlns:aink="http://schemas.microsoft.com/office/drawing/2016/ink" xmlns:am3d="http://schemas.microsoft.com/office/drawing/2017/model3d" xmlns:o="urn:schemas-microsoft-com:office:office" xmlns:oel="http://schemas.microsoft.com/office/2019/extlst" xmlns:r="http://schemas.openxmlformats.org/officeDocument/2006/relationships" xmlns:m="http://schemas.openxmlformats.org/officeDocument/2006/math" xmlns:v="urn:schemas-microsoft-com:vml" xmlns:wp14="http://schemas.microsoft.com/office/word/2010/wordprocessingDrawing" xmlns:wp="http://schemas.openxmlformats.org/drawingml/2006/wordprocessingDrawing" xmlns:w10="urn:schemas-microsoft-com:office:word" xmlns:w="http://schemas.openxmlformats.org/wordprocessingml/2006/main" xmlns:w14="http://schemas.microsoft.com/office/word/2010/wordml" xmlns:w15="http://schemas.microsoft.com/office/word/2012/wordml" xmlns:w16cex="http://schemas.microsoft.com/office/word/2018/wordml/cex" xmlns:w16cid="http://schemas.microsoft.com/office/word/2016/wordml/cid" xmlns:w16="http://schemas.microsoft.com/office/word/2018/wordml" xmlns:w16du="http://schemas.microsoft.com/office/word/2023/wordml/word16du" xmlns:w16sdtdh="http://schemas.microsoft.com/office/word/2020/wordml/sdtdatahash" xmlns:w16sdtfl="http://schemas.microsoft.com/office/word/2024/wordml/sdtformatlock" xmlns:w16se="http://schemas.microsoft.com/office/word/2015/wordml/symex" xmlns:wpg="http://schemas.microsoft.com/office/word/2010/wordprocessingGroup" xmlns:wpi="http://schemas.microsoft.com/office/word/2010/wordprocessingInk" xmlns:wne="http://schemas.microsoft.com/office/word/2006/wordml" xmlns:wps="http://schemas.microsoft.com/office/word/2010/wordprocessingShape" mc:Ignorable="w14 w15 w16se w16cid w16 w16cex w16sdtdh w16sdtfl w16du wp14">
-  <w:p>
-    <w:pPr>
-      <w:pStyle w:val="Footer"/>
-    </w:pPr>
-  </w:p>
-</w:ftr>
-</file>
-
-<file path=word/footer3.xml><?xml version="1.0" encoding="utf-8"?>
-<w:ftr xmlns:wpc="http://schemas.microsoft.com/office/word/2010/wordprocessingCanvas" xmlns:cx="http://schemas.microsoft.com/office/drawing/2014/chartex" xmlns:cx1="http://schemas.microsoft.com/office/drawing/2015/9/8/chartex" xmlns:cx2="http://schemas.microsoft.com/office/drawing/2015/10/21/chartex" xmlns:cx3="http://schemas.microsoft.com/office/drawing/2016/5/9/chartex" xmlns:cx4="http://schemas.microsoft.com/office/drawing/2016/5/10/chartex" xmlns:cx5="http://schemas.microsoft.com/office/drawing/2016/5/11/chartex" xmlns:cx6="http://schemas.microsoft.com/office/drawing/2016/5/12/chartex" xmlns:cx7="http://schemas.microsoft.com/office/drawing/2016/5/13/chartex" xmlns:cx8="http://schemas.microsoft.com/office/drawing/2016/5/14/chartex" xmlns:mc="http://schemas.openxmlformats.org/markup-compatibility/2006" xmlns:aink="http://schemas.microsoft.com/office/drawing/2016/ink" xmlns:am3d="http://schemas.microsoft.com/office/drawing/2017/model3d" xmlns:o="urn:schemas-microsoft-com:office:office" xmlns:oel="http://schemas.microsoft.com/office/2019/extlst" xmlns:r="http://schemas.openxmlformats.org/officeDocument/2006/relationships" xmlns:m="http://schemas.openxmlformats.org/officeDocument/2006/math" xmlns:v="urn:schemas-microsoft-com:vml" xmlns:wp14="http://schemas.microsoft.com/office/word/2010/wordprocessingDrawing" xmlns:wp="http://schemas.openxmlformats.org/drawingml/2006/wordprocessingDrawing" xmlns:w10="urn:schemas-microsoft-com:office:word" xmlns:w="http://schemas.openxmlformats.org/wordprocessingml/2006/main" xmlns:w14="http://schemas.microsoft.com/office/word/2010/wordml" xmlns:w15="http://schemas.microsoft.com/office/word/2012/wordml" xmlns:w16cex="http://schemas.microsoft.com/office/word/2018/wordml/cex" xmlns:w16cid="http://schemas.microsoft.com/office/word/2016/wordml/cid" xmlns:w16="http://schemas.microsoft.com/office/word/2018/wordml" xmlns:w16du="http://schemas.microsoft.com/office/word/2023/wordml/word16du" xmlns:w16sdtdh="http://schemas.microsoft.com/office/word/2020/wordml/sdtdatahash" xmlns:w16sdtfl="http://schemas.microsoft.com/office/word/2024/wordml/sdtformatlock" xmlns:w16se="http://schemas.microsoft.com/office/word/2015/wordml/symex" xmlns:wpg="http://schemas.microsoft.com/office/word/2010/wordprocessingGroup" xmlns:wpi="http://schemas.microsoft.com/office/word/2010/wordprocessingInk" xmlns:wne="http://schemas.microsoft.com/office/word/2006/wordml" xmlns:wps="http://schemas.microsoft.com/office/word/2010/wordprocessingShape" mc:Ignorable="w14 w15 w16se w16cid w16 w16cex w16sdtdh w16sdtfl w16du wp14">
-  <w:p>
-    <w:pPr>
-      <w:pStyle w:val="Footer"/>
-    </w:pPr>
-  </w:p>
-</w:ftr>
-</file>
-
 <file path=word/footnotes.xml><?xml version="1.0" encoding="utf-8"?>
 <w:footnotes xmlns:wpc="http://schemas.microsoft.com/office/word/2010/wordprocessingCanvas" xmlns:cx="http://schemas.microsoft.com/office/drawing/2014/chartex" xmlns:cx1="http://schemas.microsoft.com/office/drawing/2015/9/8/chartex" xmlns:cx2="http://schemas.microsoft.com/office/drawing/2015/10/21/chartex" xmlns:cx3="http://schemas.microsoft.com/office/drawing/2016/5/9/chartex" xmlns:cx4="http://schemas.microsoft.com/office/drawing/2016/5/10/chartex" xmlns:cx5="http://schemas.microsoft.com/office/drawing/2016/5/11/chartex" xmlns:cx6="http://schemas.microsoft.com/office/drawing/2016/5/12/chartex" xmlns:cx7="http://schemas.microsoft.com/office/drawing/2016/5/13/chartex" xmlns:cx8="http://schemas.microsoft.com/office/drawing/2016/5/14/chartex" xmlns:mc="http://schemas.openxmlformats.org/markup-compatibility/2006" xmlns:aink="http://schemas.microsoft.com/office/drawing/2016/ink" xmlns:am3d="http://schemas.microsoft.com/office/drawing/2017/model3d" xmlns:o="urn:schemas-microsoft-com:office:office" xmlns:oel="http://schemas.microsoft.com/office/2019/extlst" xmlns:r="http://schemas.openxmlformats.org/officeDocument/2006/relationships" xmlns:m="http://schemas.openxmlformats.org/officeDocument/2006/math" xmlns:v="urn:schemas-microsoft-com:vml" xmlns:wp14="http://schemas.microsoft.com/office/word/2010/wordprocessingDrawing" xmlns:wp="http://schemas.openxmlformats.org/drawingml/2006/wordprocessingDrawing" xmlns:w10="urn:schemas-microsoft-com:office:word" xmlns:w="http://schemas.openxmlformats.org/wordprocessingml/2006/main" xmlns:w14="http://schemas.microsoft.com/office/word/2010/wordml" xmlns:w15="http://schemas.microsoft.com/office/word/2012/wordml" xmlns:w16cex="http://schemas.microsoft.com/office/word/2018/wordml/cex" xmlns:w16cid="http://schemas.microsoft.com/office/word/2016/wordml/cid" xmlns:w16="http://schemas.microsoft.com/office/word/2018/wordml" xmlns:w16du="http://schemas.microsoft.com/office/word/2023/wordml/word16du" xmlns:w16sdtdh="http://schemas.microsoft.com/office/word/2020/wordml/sdtdatahash" xmlns:w16sdtfl="http://schemas.microsoft.com/office/word/2024/wordml/sdtformatlock" xmlns:w16se="http://schemas.microsoft.com/office/word/2015/wordml/symex" xmlns:wpg="http://schemas.microsoft.com/office/word/2010/wordprocessingGroup" xmlns:wpi="http://schemas.microsoft.com/office/word/2010/wordprocessingInk" xmlns:wne="http://schemas.microsoft.com/office/word/2006/wordml" xmlns:wps="http://schemas.microsoft.com/office/word/2010/wordprocessingShape" mc:Ignorable="w14 w15 w16se w16cid w16 w16cex w16sdtdh w16sdtfl w16du wp14">
   <w:footnote w:type="separator" w:id="-1">
@@ -100,16 +407,6 @@
 </file>
 
 <file path=word/header1.xml><?xml version="1.0" encoding="utf-8"?>
-<w:hdr xmlns:wpc="http://schemas.microsoft.com/office/word/2010/wordprocessingCanvas" xmlns:cx="http://schemas.microsoft.com/office/drawing/2014/chartex" xmlns:cx1="http://schemas.microsoft.com/office/drawing/2015/9/8/chartex" xmlns:cx2="http://schemas.microsoft.com/office/drawing/2015/10/21/chartex" xmlns:cx3="http://schemas.microsoft.com/office/drawing/2016/5/9/chartex" xmlns:cx4="http://schemas.microsoft.com/office/drawing/2016/5/10/chartex" xmlns:cx5="http://schemas.microsoft.com/office/drawing/2016/5/11/chartex" xmlns:cx6="http://schemas.microsoft.com/office/drawing/2016/5/12/chartex" xmlns:cx7="http://schemas.microsoft.com/office/drawing/2016/5/13/chartex" xmlns:cx8="http://schemas.microsoft.com/office/drawing/2016/5/14/chartex" xmlns:mc="http://schemas.openxmlformats.org/markup-compatibility/2006" xmlns:aink="http://schemas.microsoft.com/office/drawing/2016/ink" xmlns:am3d="http://schemas.microsoft.com/office/drawing/2017/model3d" xmlns:o="urn:schemas-microsoft-com:office:office" xmlns:oel="http://schemas.microsoft.com/office/2019/extlst" xmlns:r="http://schemas.openxmlformats.org/officeDocument/2006/relationships" xmlns:m="http://schemas.openxmlformats.org/officeDocument/2006/math" xmlns:v="urn:schemas-microsoft-com:vml" xmlns:wp14="http://schemas.microsoft.com/office/word/2010/wordprocessingDrawing" xmlns:wp="http://schemas.openxmlformats.org/drawingml/2006/wordprocessingDrawing" xmlns:w10="urn:schemas-microsoft-com:office:word" xmlns:w="http://schemas.openxmlformats.org/wordprocessingml/2006/main" xmlns:w14="http://schemas.microsoft.com/office/word/2010/wordml" xmlns:w15="http://schemas.microsoft.com/office/word/2012/wordml" xmlns:w16cex="http://schemas.microsoft.com/office/word/2018/wordml/cex" xmlns:w16cid="http://schemas.microsoft.com/office/word/2016/wordml/cid" xmlns:w16="http://schemas.microsoft.com/office/word/2018/wordml" xmlns:w16du="http://schemas.microsoft.com/office/word/2023/wordml/word16du" xmlns:w16sdtdh="http://schemas.microsoft.com/office/word/2020/wordml/sdtdatahash" xmlns:w16sdtfl="http://schemas.microsoft.com/office/word/2024/wordml/sdtformatlock" xmlns:w16se="http://schemas.microsoft.com/office/word/2015/wordml/symex" xmlns:wpg="http://schemas.microsoft.com/office/word/2010/wordprocessingGroup" xmlns:wpi="http://schemas.microsoft.com/office/word/2010/wordprocessingInk" xmlns:wne="http://schemas.microsoft.com/office/word/2006/wordml" xmlns:wps="http://schemas.microsoft.com/office/word/2010/wordprocessingShape" mc:Ignorable="w14 w15 w16se w16cid w16 w16cex w16sdtdh w16sdtfl w16du wp14">
-  <w:p>
-    <w:pPr>
-      <w:pStyle w:val="Header"/>
-    </w:pPr>
-  </w:p>
-</w:hdr>
-</file>
-
-<file path=word/header2.xml><?xml version="1.0" encoding="utf-8"?>
 <w:hdr xmlns:wpc="http://schemas.microsoft.com/office/word/2010/wordprocessingCanvas" xmlns:cx="http://schemas.microsoft.com/office/drawing/2014/chartex" xmlns:cx1="http://schemas.microsoft.com/office/drawing/2015/9/8/chartex" xmlns:cx2="http://schemas.microsoft.com/office/drawing/2015/10/21/chartex" xmlns:cx3="http://schemas.microsoft.com/office/drawing/2016/5/9/chartex" xmlns:cx4="http://schemas.microsoft.com/office/drawing/2016/5/10/chartex" xmlns:cx5="http://schemas.microsoft.com/office/drawing/2016/5/11/chartex" xmlns:cx6="http://schemas.microsoft.com/office/drawing/2016/5/12/chartex" xmlns:cx7="http://schemas.microsoft.com/office/drawing/2016/5/13/chartex" xmlns:cx8="http://schemas.microsoft.com/office/drawing/2016/5/14/chartex" xmlns:mc="http://schemas.openxmlformats.org/markup-compatibility/2006" xmlns:aink="http://schemas.microsoft.com/office/drawing/2016/ink" xmlns:am3d="http://schemas.microsoft.com/office/drawing/2017/model3d" xmlns:o="urn:schemas-microsoft-com:office:office" xmlns:oel="http://schemas.microsoft.com/office/2019/extlst" xmlns:r="http://schemas.openxmlformats.org/officeDocument/2006/relationships" xmlns:m="http://schemas.openxmlformats.org/officeDocument/2006/math" xmlns:v="urn:schemas-microsoft-com:vml" xmlns:wp14="http://schemas.microsoft.com/office/word/2010/wordprocessingDrawing" xmlns:wp="http://schemas.openxmlformats.org/drawingml/2006/wordprocessingDrawing" xmlns:w10="urn:schemas-microsoft-com:office:word" xmlns:w="http://schemas.openxmlformats.org/wordprocessingml/2006/main" xmlns:w14="http://schemas.microsoft.com/office/word/2010/wordml" xmlns:w15="http://schemas.microsoft.com/office/word/2012/wordml" xmlns:w16cex="http://schemas.microsoft.com/office/word/2018/wordml/cex" xmlns:w16cid="http://schemas.microsoft.com/office/word/2016/wordml/cid" xmlns:w16="http://schemas.microsoft.com/office/word/2018/wordml" xmlns:w16du="http://schemas.microsoft.com/office/word/2023/wordml/word16du" xmlns:w16sdtdh="http://schemas.microsoft.com/office/word/2020/wordml/sdtdatahash" xmlns:w16sdtfl="http://schemas.microsoft.com/office/word/2024/wordml/sdtformatlock" xmlns:w16se="http://schemas.microsoft.com/office/word/2015/wordml/symex" xmlns:wpg="http://schemas.microsoft.com/office/word/2010/wordprocessingGroup" xmlns:wpi="http://schemas.microsoft.com/office/word/2010/wordprocessingInk" xmlns:wne="http://schemas.microsoft.com/office/word/2006/wordml" xmlns:wps="http://schemas.microsoft.com/office/word/2010/wordprocessingShape" mc:Ignorable="w14 w15 w16se w16cid w16 w16cex w16sdtdh w16sdtfl w16du wp14">
   <w:p>
     <w:pPr>
@@ -130,16 +427,6 @@
     <w:r>
       <w:t>10/08/26</w:t>
     </w:r>
-  </w:p>
-</w:hdr>
-</file>
-
-<file path=word/header3.xml><?xml version="1.0" encoding="utf-8"?>
-<w:hdr xmlns:wpc="http://schemas.microsoft.com/office/word/2010/wordprocessingCanvas" xmlns:cx="http://schemas.microsoft.com/office/drawing/2014/chartex" xmlns:cx1="http://schemas.microsoft.com/office/drawing/2015/9/8/chartex" xmlns:cx2="http://schemas.microsoft.com/office/drawing/2015/10/21/chartex" xmlns:cx3="http://schemas.microsoft.com/office/drawing/2016/5/9/chartex" xmlns:cx4="http://schemas.microsoft.com/office/drawing/2016/5/10/chartex" xmlns:cx5="http://schemas.microsoft.com/office/drawing/2016/5/11/chartex" xmlns:cx6="http://schemas.microsoft.com/office/drawing/2016/5/12/chartex" xmlns:cx7="http://schemas.microsoft.com/office/drawing/2016/5/13/chartex" xmlns:cx8="http://schemas.microsoft.com/office/drawing/2016/5/14/chartex" xmlns:mc="http://schemas.openxmlformats.org/markup-compatibility/2006" xmlns:aink="http://schemas.microsoft.com/office/drawing/2016/ink" xmlns:am3d="http://schemas.microsoft.com/office/drawing/2017/model3d" xmlns:o="urn:schemas-microsoft-com:office:office" xmlns:oel="http://schemas.microsoft.com/office/2019/extlst" xmlns:r="http://schemas.openxmlformats.org/officeDocument/2006/relationships" xmlns:m="http://schemas.openxmlformats.org/officeDocument/2006/math" xmlns:v="urn:schemas-microsoft-com:vml" xmlns:wp14="http://schemas.microsoft.com/office/word/2010/wordprocessingDrawing" xmlns:wp="http://schemas.openxmlformats.org/drawingml/2006/wordprocessingDrawing" xmlns:w10="urn:schemas-microsoft-com:office:word" xmlns:w="http://schemas.openxmlformats.org/wordprocessingml/2006/main" xmlns:w14="http://schemas.microsoft.com/office/word/2010/wordml" xmlns:w15="http://schemas.microsoft.com/office/word/2012/wordml" xmlns:w16cex="http://schemas.microsoft.com/office/word/2018/wordml/cex" xmlns:w16cid="http://schemas.microsoft.com/office/word/2016/wordml/cid" xmlns:w16="http://schemas.microsoft.com/office/word/2018/wordml" xmlns:w16du="http://schemas.microsoft.com/office/word/2023/wordml/word16du" xmlns:w16sdtdh="http://schemas.microsoft.com/office/word/2020/wordml/sdtdatahash" xmlns:w16sdtfl="http://schemas.microsoft.com/office/word/2024/wordml/sdtformatlock" xmlns:w16se="http://schemas.microsoft.com/office/word/2015/wordml/symex" xmlns:wpg="http://schemas.microsoft.com/office/word/2010/wordprocessingGroup" xmlns:wpi="http://schemas.microsoft.com/office/word/2010/wordprocessingInk" xmlns:wne="http://schemas.microsoft.com/office/word/2006/wordml" xmlns:wps="http://schemas.microsoft.com/office/word/2010/wordprocessingShape" mc:Ignorable="w14 w15 w16se w16cid w16 w16cex w16sdtdh w16sdtfl w16du wp14">
-  <w:p>
-    <w:pPr>
-      <w:pStyle w:val="Header"/>
-    </w:pPr>
   </w:p>
 </w:hdr>
 </file>
@@ -1105,6 +1392,25 @@
     <w:uiPriority w:val="99"/>
     <w:rsid w:val="009C15C5"/>
   </w:style>
+  <w:style w:type="table" w:styleId="TableGrid">
+    <w:name w:val="Table Grid"/>
+    <w:basedOn w:val="TableNormal"/>
+    <w:uiPriority w:val="39"/>
+    <w:rsid w:val="00324C1F"/>
+    <w:pPr>
+      <w:spacing w:after="0" w:line="240" w:lineRule="auto"/>
+    </w:pPr>
+    <w:tblPr>
+      <w:tblBorders>
+        <w:top w:val="single" w:sz="4" w:space="0" w:color="auto"/>
+        <w:left w:val="single" w:sz="4" w:space="0" w:color="auto"/>
+        <w:bottom w:val="single" w:sz="4" w:space="0" w:color="auto"/>
+        <w:right w:val="single" w:sz="4" w:space="0" w:color="auto"/>
+        <w:insideH w:val="single" w:sz="4" w:space="0" w:color="auto"/>
+        <w:insideV w:val="single" w:sz="4" w:space="0" w:color="auto"/>
+      </w:tblBorders>
+    </w:tblPr>
+  </w:style>
 </w:styles>
 </file>
 
